--- a/app/templates/PLI_M49.docx
+++ b/app/templates/PLI_M49.docx
@@ -358,7 +358,7 @@
           <w:sz w:val="24"/>
           <w:sz-cs w:val="24"/>
         </w:rPr>
-        <w:t>Thư điện tử: {email_khac}Website: {website}</w:t>
+        <w:t>Thư điện tử: {email_khac} Website: {website}</w:t>
       </w:r>
     </w:p>
     <w:p>

--- a/app/templates/PLI_M49.docx
+++ b/app/templates/PLI_M49.docx
@@ -229,24 +229,22 @@
         </w:rPr>
         <w:t>)</w:t>
         <w:br/>
-        <w:t>……….(</w:t>
-      </w:r>
-      <w:r>
-        <w:rPr>
-          <w:rFonts w:ascii="Arial" w:hAnsi="Arial" w:cs="Arial"/>
-          <w:sz w:val="24"/>
-          <w:sz-cs w:val="24"/>
-          <w:i/>
-        </w:rPr>
-        <w:t>Tên doanh nghiệp</w:t>
-      </w:r>
-      <w:r>
-        <w:rPr>
-          <w:rFonts w:ascii="Arial" w:hAnsi="Arial" w:cs="Arial"/>
-          <w:sz w:val="24"/>
-          <w:sz-cs w:val="24"/>
-        </w:rPr>
-        <w:t>)…………..</w:t>
+        <w:t>{dn.ten_tieng_viet}</w:t>
+      </w:r>
+      <w:r>
+        <w:rPr>
+          <w:rFonts w:ascii="Arial" w:hAnsi="Arial" w:cs="Arial"/>
+          <w:sz w:val="24"/>
+          <w:sz-cs w:val="24"/>
+          <w:i/>
+        </w:rPr>
+      </w:r>
+      <w:r>
+        <w:rPr>
+          <w:rFonts w:ascii="Arial" w:hAnsi="Arial" w:cs="Arial"/>
+          <w:sz w:val="24"/>
+          <w:sz-cs w:val="24"/>
+        </w:rPr>
       </w:r>
       <w:r>
         <w:rPr>
